--- a/templates/temp06.docx
+++ b/templates/temp06.docx
@@ -1325,26 +1325,26 @@
                 <w:szCs w:val="32"/>
                 <w:cs/>
               </w:rPr>
-              <w:t>นายก</w:t>
-            </w:r>
-            <w:r>
-              <w:rPr>
-                <w:rFonts w:ascii="TH Sarabun New" w:hAnsi="TH Sarabun New" w:cs="TH Sarabun New"/>
-                <w:color w:val="000000"/>
-                <w:sz w:val="32"/>
-                <w:szCs w:val="32"/>
-              </w:rPr>
-              <w:t>/</w:t>
-            </w:r>
-            <w:r>
-              <w:rPr>
-                <w:rFonts w:ascii="TH Sarabun New" w:hAnsi="TH Sarabun New" w:cs="TH Sarabun New"/>
-                <w:color w:val="000000"/>
-                <w:sz w:val="32"/>
-                <w:szCs w:val="32"/>
-                <w:cs/>
-              </w:rPr>
-              <w:t>ประธาน</w:t>
+              <w:t>{clubHeadTitle}</w:t>
+            </w:r>
+            <w:r>
+              <w:rPr>
+                <w:rFonts w:ascii="TH Sarabun New" w:hAnsi="TH Sarabun New" w:cs="TH Sarabun New"/>
+                <w:color w:val="000000"/>
+                <w:sz w:val="32"/>
+                <w:szCs w:val="32"/>
+              </w:rPr>
+              <w:t/>
+            </w:r>
+            <w:r>
+              <w:rPr>
+                <w:rFonts w:ascii="TH Sarabun New" w:hAnsi="TH Sarabun New" w:cs="TH Sarabun New"/>
+                <w:color w:val="000000"/>
+                <w:sz w:val="32"/>
+                <w:szCs w:val="32"/>
+                <w:cs/>
+              </w:rPr>
+              <w:t/>
             </w:r>
             <w:r>
               <w:rPr>
@@ -30188,26 +30188,26 @@
                 <w:szCs w:val="32"/>
                 <w:cs/>
               </w:rPr>
-              <w:t>นายก</w:t>
-            </w:r>
-            <w:r>
-              <w:rPr>
-                <w:rFonts w:ascii="TH Sarabun New" w:hAnsi="TH Sarabun New" w:cs="TH Sarabun New"/>
-                <w:color w:val="000000"/>
-                <w:sz w:val="32"/>
-                <w:szCs w:val="32"/>
-              </w:rPr>
-              <w:t>/</w:t>
-            </w:r>
-            <w:r>
-              <w:rPr>
-                <w:rFonts w:ascii="TH Sarabun New" w:hAnsi="TH Sarabun New" w:cs="TH Sarabun New"/>
-                <w:color w:val="000000"/>
-                <w:sz w:val="32"/>
-                <w:szCs w:val="32"/>
-                <w:cs/>
-              </w:rPr>
-              <w:t>ประธานชมรม</w:t>
+              <w:t>{clubHeadTitle}</w:t>
+            </w:r>
+            <w:r>
+              <w:rPr>
+                <w:rFonts w:ascii="TH Sarabun New" w:hAnsi="TH Sarabun New" w:cs="TH Sarabun New"/>
+                <w:color w:val="000000"/>
+                <w:sz w:val="32"/>
+                <w:szCs w:val="32"/>
+              </w:rPr>
+              <w:t/>
+            </w:r>
+            <w:r>
+              <w:rPr>
+                <w:rFonts w:ascii="TH Sarabun New" w:hAnsi="TH Sarabun New" w:cs="TH Sarabun New"/>
+                <w:color w:val="000000"/>
+                <w:sz w:val="32"/>
+                <w:szCs w:val="32"/>
+                <w:cs/>
+              </w:rPr>
+              <w:t/>
             </w:r>
             <w:r>
               <w:rPr>

--- a/templates/temp06.docx
+++ b/templates/temp06.docx
@@ -25256,7 +25256,7 @@
                 <w:szCs w:val="32"/>
                 <w:cs/>
               </w:rPr>
-              <w:t>- นักศึกษาเข้าร่วมโครงการ</w:t>
+              <w:t>- ผู้ทรงคุณวุฒิ / วิทยากร</w:t>
             </w:r>
           </w:p>
         </w:tc>
